--- a/models/tools/pruning-and-refactoring/ltp-augment/src/main/resources/ltpAugment/Gendoc/gendocTemplate.docx
+++ b/models/tools/pruning-and-refactoring/ltp-augment/src/main/resources/ltpAugment/Gendoc/gendocTemplate.docx
@@ -1,6 +1,6 @@
 
 <file path=word/document.xml><?xml version="1.0" encoding="utf-8"?>
-<w:document xmlns:wpc="http://schemas.microsoft.com/office/word/2010/wordprocessingCanvas" xmlns:cx="http://schemas.microsoft.com/office/drawing/2014/chartex" xmlns:cx1="http://schemas.microsoft.com/office/drawing/2015/9/8/chartex" xmlns:cx2="http://schemas.microsoft.com/office/drawing/2015/10/21/chartex" xmlns:cx3="http://schemas.microsoft.com/office/drawing/2016/5/9/chartex" xmlns:cx4="http://schemas.microsoft.com/office/drawing/2016/5/10/chartex" xmlns:cx5="http://schemas.microsoft.com/office/drawing/2016/5/11/chartex" xmlns:cx6="http://schemas.microsoft.com/office/drawing/2016/5/12/chartex" xmlns:cx7="http://schemas.microsoft.com/office/drawing/2016/5/13/chartex" xmlns:cx8="http://schemas.microsoft.com/office/drawing/2016/5/14/chartex" xmlns:mc="http://schemas.openxmlformats.org/markup-compatibility/2006" xmlns:aink="http://schemas.microsoft.com/office/drawing/2016/ink" xmlns:am3d="http://schemas.microsoft.com/office/drawing/2017/model3d" xmlns:o="urn:schemas-microsoft-com:office:office" xmlns:oel="http://schemas.microsoft.com/office/2019/extlst" xmlns:r="http://schemas.openxmlformats.org/officeDocument/2006/relationships" xmlns:m="http://schemas.openxmlformats.org/officeDocument/2006/math" xmlns:v="urn:schemas-microsoft-com:vml" xmlns:wp14="http://schemas.microsoft.com/office/word/2010/wordprocessingDrawing" xmlns:wp="http://schemas.openxmlformats.org/drawingml/2006/wordprocessingDrawing" xmlns:w10="urn:schemas-microsoft-com:office:word" xmlns:w="http://schemas.openxmlformats.org/wordprocessingml/2006/main" xmlns:w14="http://schemas.microsoft.com/office/word/2010/wordml" xmlns:w15="http://schemas.microsoft.com/office/word/2012/wordml" xmlns:w16cex="http://schemas.microsoft.com/office/word/2018/wordml/cex" xmlns:w16cid="http://schemas.microsoft.com/office/word/2016/wordml/cid" xmlns:w16="http://schemas.microsoft.com/office/word/2018/wordml" xmlns:w16sdtdh="http://schemas.microsoft.com/office/word/2020/wordml/sdtdatahash" xmlns:w16se="http://schemas.microsoft.com/office/word/2015/wordml/symex" xmlns:wpg="http://schemas.microsoft.com/office/word/2010/wordprocessingGroup" xmlns:wpi="http://schemas.microsoft.com/office/word/2010/wordprocessingInk" xmlns:wne="http://schemas.microsoft.com/office/word/2006/wordml" xmlns:wps="http://schemas.microsoft.com/office/word/2010/wordprocessingShape" mc:Ignorable="w14 w15 w16se w16cid w16 w16cex w16sdtdh wp14">
+<w:document xmlns:wpc="http://schemas.microsoft.com/office/word/2010/wordprocessingCanvas" xmlns:cx="http://schemas.microsoft.com/office/drawing/2014/chartex" xmlns:cx1="http://schemas.microsoft.com/office/drawing/2015/9/8/chartex" xmlns:cx2="http://schemas.microsoft.com/office/drawing/2015/10/21/chartex" xmlns:cx3="http://schemas.microsoft.com/office/drawing/2016/5/9/chartex" xmlns:cx4="http://schemas.microsoft.com/office/drawing/2016/5/10/chartex" xmlns:cx5="http://schemas.microsoft.com/office/drawing/2016/5/11/chartex" xmlns:cx6="http://schemas.microsoft.com/office/drawing/2016/5/12/chartex" xmlns:cx7="http://schemas.microsoft.com/office/drawing/2016/5/13/chartex" xmlns:cx8="http://schemas.microsoft.com/office/drawing/2016/5/14/chartex" xmlns:mc="http://schemas.openxmlformats.org/markup-compatibility/2006" xmlns:aink="http://schemas.microsoft.com/office/drawing/2016/ink" xmlns:am3d="http://schemas.microsoft.com/office/drawing/2017/model3d" xmlns:o="urn:schemas-microsoft-com:office:office" xmlns:oel="http://schemas.microsoft.com/office/2019/extlst" xmlns:r="http://schemas.openxmlformats.org/officeDocument/2006/relationships" xmlns:m="http://schemas.openxmlformats.org/officeDocument/2006/math" xmlns:v="urn:schemas-microsoft-com:vml" xmlns:wp14="http://schemas.microsoft.com/office/word/2010/wordprocessingDrawing" xmlns:wp="http://schemas.openxmlformats.org/drawingml/2006/wordprocessingDrawing" xmlns:w10="urn:schemas-microsoft-com:office:word" xmlns:w="http://schemas.openxmlformats.org/wordprocessingml/2006/main" xmlns:w14="http://schemas.microsoft.com/office/word/2010/wordml" xmlns:w15="http://schemas.microsoft.com/office/word/2012/wordml" xmlns:w16cex="http://schemas.microsoft.com/office/word/2018/wordml/cex" xmlns:w16cid="http://schemas.microsoft.com/office/word/2016/wordml/cid" xmlns:w16="http://schemas.microsoft.com/office/word/2018/wordml" xmlns:w16du="http://schemas.microsoft.com/office/word/2023/wordml/word16du" xmlns:w16sdtdh="http://schemas.microsoft.com/office/word/2020/wordml/sdtdatahash" xmlns:w16sdtfl="http://schemas.microsoft.com/office/word/2024/wordml/sdtformatlock" xmlns:w16se="http://schemas.microsoft.com/office/word/2015/wordml/symex" xmlns:wpg="http://schemas.microsoft.com/office/word/2010/wordprocessingGroup" xmlns:wpi="http://schemas.microsoft.com/office/word/2010/wordprocessingInk" xmlns:wne="http://schemas.microsoft.com/office/word/2006/wordml" xmlns:wps="http://schemas.microsoft.com/office/word/2010/wordprocessingShape" mc:Ignorable="w14 w15 w16se w16cid w16 w16cex w16sdtdh w16sdtfl w16du wp14">
   <w:background w:color="FFFFFF"/>
   <w:body>
     <w:p>
@@ -4222,12 +4222,8 @@
       </w:r>
     </w:p>
     <w:sectPr>
-      <w:headerReference w:type="even" r:id="rId9"/>
-      <w:headerReference w:type="default" r:id="rId10"/>
-      <w:footerReference w:type="even" r:id="rId11"/>
-      <w:footerReference w:type="default" r:id="rId12"/>
-      <w:headerReference w:type="first" r:id="rId13"/>
-      <w:footerReference w:type="first" r:id="rId14"/>
+      <w:headerReference w:type="default" r:id="rId9"/>
+      <w:footerReference w:type="default" r:id="rId10"/>
       <w:footnotePr>
         <w:pos w:val="beneathText"/>
       </w:footnotePr>
@@ -4241,7 +4237,7 @@
 </file>
 
 <file path=word/endnotes.xml><?xml version="1.0" encoding="utf-8"?>
-<w:endnotes xmlns:wpc="http://schemas.microsoft.com/office/word/2010/wordprocessingCanvas" xmlns:cx="http://schemas.microsoft.com/office/drawing/2014/chartex" xmlns:cx1="http://schemas.microsoft.com/office/drawing/2015/9/8/chartex" xmlns:cx2="http://schemas.microsoft.com/office/drawing/2015/10/21/chartex" xmlns:cx3="http://schemas.microsoft.com/office/drawing/2016/5/9/chartex" xmlns:cx4="http://schemas.microsoft.com/office/drawing/2016/5/10/chartex" xmlns:cx5="http://schemas.microsoft.com/office/drawing/2016/5/11/chartex" xmlns:cx6="http://schemas.microsoft.com/office/drawing/2016/5/12/chartex" xmlns:cx7="http://schemas.microsoft.com/office/drawing/2016/5/13/chartex" xmlns:cx8="http://schemas.microsoft.com/office/drawing/2016/5/14/chartex" xmlns:mc="http://schemas.openxmlformats.org/markup-compatibility/2006" xmlns:aink="http://schemas.microsoft.com/office/drawing/2016/ink" xmlns:am3d="http://schemas.microsoft.com/office/drawing/2017/model3d" xmlns:o="urn:schemas-microsoft-com:office:office" xmlns:oel="http://schemas.microsoft.com/office/2019/extlst" xmlns:r="http://schemas.openxmlformats.org/officeDocument/2006/relationships" xmlns:m="http://schemas.openxmlformats.org/officeDocument/2006/math" xmlns:v="urn:schemas-microsoft-com:vml" xmlns:wp14="http://schemas.microsoft.com/office/word/2010/wordprocessingDrawing" xmlns:wp="http://schemas.openxmlformats.org/drawingml/2006/wordprocessingDrawing" xmlns:w10="urn:schemas-microsoft-com:office:word" xmlns:w="http://schemas.openxmlformats.org/wordprocessingml/2006/main" xmlns:w14="http://schemas.microsoft.com/office/word/2010/wordml" xmlns:w15="http://schemas.microsoft.com/office/word/2012/wordml" xmlns:w16cex="http://schemas.microsoft.com/office/word/2018/wordml/cex" xmlns:w16cid="http://schemas.microsoft.com/office/word/2016/wordml/cid" xmlns:w16="http://schemas.microsoft.com/office/word/2018/wordml" xmlns:w16sdtdh="http://schemas.microsoft.com/office/word/2020/wordml/sdtdatahash" xmlns:w16se="http://schemas.microsoft.com/office/word/2015/wordml/symex" xmlns:wpg="http://schemas.microsoft.com/office/word/2010/wordprocessingGroup" xmlns:wpi="http://schemas.microsoft.com/office/word/2010/wordprocessingInk" xmlns:wne="http://schemas.microsoft.com/office/word/2006/wordml" xmlns:wps="http://schemas.microsoft.com/office/word/2010/wordprocessingShape" mc:Ignorable="w14 w15 w16se w16cid w16 w16cex w16sdtdh wp14">
+<w:endnotes xmlns:wpc="http://schemas.microsoft.com/office/word/2010/wordprocessingCanvas" xmlns:cx="http://schemas.microsoft.com/office/drawing/2014/chartex" xmlns:cx1="http://schemas.microsoft.com/office/drawing/2015/9/8/chartex" xmlns:cx2="http://schemas.microsoft.com/office/drawing/2015/10/21/chartex" xmlns:cx3="http://schemas.microsoft.com/office/drawing/2016/5/9/chartex" xmlns:cx4="http://schemas.microsoft.com/office/drawing/2016/5/10/chartex" xmlns:cx5="http://schemas.microsoft.com/office/drawing/2016/5/11/chartex" xmlns:cx6="http://schemas.microsoft.com/office/drawing/2016/5/12/chartex" xmlns:cx7="http://schemas.microsoft.com/office/drawing/2016/5/13/chartex" xmlns:cx8="http://schemas.microsoft.com/office/drawing/2016/5/14/chartex" xmlns:mc="http://schemas.openxmlformats.org/markup-compatibility/2006" xmlns:aink="http://schemas.microsoft.com/office/drawing/2016/ink" xmlns:am3d="http://schemas.microsoft.com/office/drawing/2017/model3d" xmlns:o="urn:schemas-microsoft-com:office:office" xmlns:oel="http://schemas.microsoft.com/office/2019/extlst" xmlns:r="http://schemas.openxmlformats.org/officeDocument/2006/relationships" xmlns:m="http://schemas.openxmlformats.org/officeDocument/2006/math" xmlns:v="urn:schemas-microsoft-com:vml" xmlns:wp14="http://schemas.microsoft.com/office/word/2010/wordprocessingDrawing" xmlns:wp="http://schemas.openxmlformats.org/drawingml/2006/wordprocessingDrawing" xmlns:w10="urn:schemas-microsoft-com:office:word" xmlns:w="http://schemas.openxmlformats.org/wordprocessingml/2006/main" xmlns:w14="http://schemas.microsoft.com/office/word/2010/wordml" xmlns:w15="http://schemas.microsoft.com/office/word/2012/wordml" xmlns:w16cex="http://schemas.microsoft.com/office/word/2018/wordml/cex" xmlns:w16cid="http://schemas.microsoft.com/office/word/2016/wordml/cid" xmlns:w16="http://schemas.microsoft.com/office/word/2018/wordml" xmlns:w16du="http://schemas.microsoft.com/office/word/2023/wordml/word16du" xmlns:w16sdtdh="http://schemas.microsoft.com/office/word/2020/wordml/sdtdatahash" xmlns:w16sdtfl="http://schemas.microsoft.com/office/word/2024/wordml/sdtformatlock" xmlns:w16se="http://schemas.microsoft.com/office/word/2015/wordml/symex" xmlns:wpg="http://schemas.microsoft.com/office/word/2010/wordprocessingGroup" xmlns:wpi="http://schemas.microsoft.com/office/word/2010/wordprocessingInk" xmlns:wne="http://schemas.microsoft.com/office/word/2006/wordml" xmlns:wps="http://schemas.microsoft.com/office/word/2010/wordprocessingShape" mc:Ignorable="w14 w15 w16se w16cid w16 w16cex w16sdtdh w16sdtfl w16du wp14">
   <w:endnote w:type="separator" w:id="-1">
     <w:p>
       <w:r>
@@ -4260,17 +4256,7 @@
 </file>
 
 <file path=word/footer1.xml><?xml version="1.0" encoding="utf-8"?>
-<w:ftr xmlns:wpc="http://schemas.microsoft.com/office/word/2010/wordprocessingCanvas" xmlns:cx="http://schemas.microsoft.com/office/drawing/2014/chartex" xmlns:cx1="http://schemas.microsoft.com/office/drawing/2015/9/8/chartex" xmlns:cx2="http://schemas.microsoft.com/office/drawing/2015/10/21/chartex" xmlns:cx3="http://schemas.microsoft.com/office/drawing/2016/5/9/chartex" xmlns:cx4="http://schemas.microsoft.com/office/drawing/2016/5/10/chartex" xmlns:cx5="http://schemas.microsoft.com/office/drawing/2016/5/11/chartex" xmlns:cx6="http://schemas.microsoft.com/office/drawing/2016/5/12/chartex" xmlns:cx7="http://schemas.microsoft.com/office/drawing/2016/5/13/chartex" xmlns:cx8="http://schemas.microsoft.com/office/drawing/2016/5/14/chartex" xmlns:mc="http://schemas.openxmlformats.org/markup-compatibility/2006" xmlns:aink="http://schemas.microsoft.com/office/drawing/2016/ink" xmlns:am3d="http://schemas.microsoft.com/office/drawing/2017/model3d" xmlns:o="urn:schemas-microsoft-com:office:office" xmlns:oel="http://schemas.microsoft.com/office/2019/extlst" xmlns:r="http://schemas.openxmlformats.org/officeDocument/2006/relationships" xmlns:m="http://schemas.openxmlformats.org/officeDocument/2006/math" xmlns:v="urn:schemas-microsoft-com:vml" xmlns:wp14="http://schemas.microsoft.com/office/word/2010/wordprocessingDrawing" xmlns:wp="http://schemas.openxmlformats.org/drawingml/2006/wordprocessingDrawing" xmlns:w10="urn:schemas-microsoft-com:office:word" xmlns:w="http://schemas.openxmlformats.org/wordprocessingml/2006/main" xmlns:w14="http://schemas.microsoft.com/office/word/2010/wordml" xmlns:w15="http://schemas.microsoft.com/office/word/2012/wordml" xmlns:w16cex="http://schemas.microsoft.com/office/word/2018/wordml/cex" xmlns:w16cid="http://schemas.microsoft.com/office/word/2016/wordml/cid" xmlns:w16="http://schemas.microsoft.com/office/word/2018/wordml" xmlns:w16sdtdh="http://schemas.microsoft.com/office/word/2020/wordml/sdtdatahash" xmlns:w16se="http://schemas.microsoft.com/office/word/2015/wordml/symex" xmlns:wpg="http://schemas.microsoft.com/office/word/2010/wordprocessingGroup" xmlns:wpi="http://schemas.microsoft.com/office/word/2010/wordprocessingInk" xmlns:wne="http://schemas.microsoft.com/office/word/2006/wordml" xmlns:wps="http://schemas.microsoft.com/office/word/2010/wordprocessingShape" mc:Ignorable="w14 w15 w16se w16cid w16 w16cex w16sdtdh wp14">
-  <w:p>
-    <w:pPr>
-      <w:pStyle w:val="Fuzeile"/>
-    </w:pPr>
-  </w:p>
-</w:ftr>
-</file>
-
-<file path=word/footer2.xml><?xml version="1.0" encoding="utf-8"?>
-<w:ftr xmlns:wpc="http://schemas.microsoft.com/office/word/2010/wordprocessingCanvas" xmlns:cx="http://schemas.microsoft.com/office/drawing/2014/chartex" xmlns:cx1="http://schemas.microsoft.com/office/drawing/2015/9/8/chartex" xmlns:cx2="http://schemas.microsoft.com/office/drawing/2015/10/21/chartex" xmlns:cx3="http://schemas.microsoft.com/office/drawing/2016/5/9/chartex" xmlns:cx4="http://schemas.microsoft.com/office/drawing/2016/5/10/chartex" xmlns:cx5="http://schemas.microsoft.com/office/drawing/2016/5/11/chartex" xmlns:cx6="http://schemas.microsoft.com/office/drawing/2016/5/12/chartex" xmlns:cx7="http://schemas.microsoft.com/office/drawing/2016/5/13/chartex" xmlns:cx8="http://schemas.microsoft.com/office/drawing/2016/5/14/chartex" xmlns:mc="http://schemas.openxmlformats.org/markup-compatibility/2006" xmlns:aink="http://schemas.microsoft.com/office/drawing/2016/ink" xmlns:am3d="http://schemas.microsoft.com/office/drawing/2017/model3d" xmlns:o="urn:schemas-microsoft-com:office:office" xmlns:oel="http://schemas.microsoft.com/office/2019/extlst" xmlns:r="http://schemas.openxmlformats.org/officeDocument/2006/relationships" xmlns:m="http://schemas.openxmlformats.org/officeDocument/2006/math" xmlns:v="urn:schemas-microsoft-com:vml" xmlns:wp14="http://schemas.microsoft.com/office/word/2010/wordprocessingDrawing" xmlns:wp="http://schemas.openxmlformats.org/drawingml/2006/wordprocessingDrawing" xmlns:w10="urn:schemas-microsoft-com:office:word" xmlns:w="http://schemas.openxmlformats.org/wordprocessingml/2006/main" xmlns:w14="http://schemas.microsoft.com/office/word/2010/wordml" xmlns:w15="http://schemas.microsoft.com/office/word/2012/wordml" xmlns:w16cex="http://schemas.microsoft.com/office/word/2018/wordml/cex" xmlns:w16cid="http://schemas.microsoft.com/office/word/2016/wordml/cid" xmlns:w16="http://schemas.microsoft.com/office/word/2018/wordml" xmlns:w16sdtdh="http://schemas.microsoft.com/office/word/2020/wordml/sdtdatahash" xmlns:w16se="http://schemas.microsoft.com/office/word/2015/wordml/symex" xmlns:wpg="http://schemas.microsoft.com/office/word/2010/wordprocessingGroup" xmlns:wpi="http://schemas.microsoft.com/office/word/2010/wordprocessingInk" xmlns:wne="http://schemas.microsoft.com/office/word/2006/wordml" xmlns:wps="http://schemas.microsoft.com/office/word/2010/wordprocessingShape" mc:Ignorable="w14 w15 w16se w16cid w16 w16cex w16sdtdh wp14">
+<w:ftr xmlns:wpc="http://schemas.microsoft.com/office/word/2010/wordprocessingCanvas" xmlns:cx="http://schemas.microsoft.com/office/drawing/2014/chartex" xmlns:cx1="http://schemas.microsoft.com/office/drawing/2015/9/8/chartex" xmlns:cx2="http://schemas.microsoft.com/office/drawing/2015/10/21/chartex" xmlns:cx3="http://schemas.microsoft.com/office/drawing/2016/5/9/chartex" xmlns:cx4="http://schemas.microsoft.com/office/drawing/2016/5/10/chartex" xmlns:cx5="http://schemas.microsoft.com/office/drawing/2016/5/11/chartex" xmlns:cx6="http://schemas.microsoft.com/office/drawing/2016/5/12/chartex" xmlns:cx7="http://schemas.microsoft.com/office/drawing/2016/5/13/chartex" xmlns:cx8="http://schemas.microsoft.com/office/drawing/2016/5/14/chartex" xmlns:mc="http://schemas.openxmlformats.org/markup-compatibility/2006" xmlns:aink="http://schemas.microsoft.com/office/drawing/2016/ink" xmlns:am3d="http://schemas.microsoft.com/office/drawing/2017/model3d" xmlns:o="urn:schemas-microsoft-com:office:office" xmlns:oel="http://schemas.microsoft.com/office/2019/extlst" xmlns:r="http://schemas.openxmlformats.org/officeDocument/2006/relationships" xmlns:m="http://schemas.openxmlformats.org/officeDocument/2006/math" xmlns:v="urn:schemas-microsoft-com:vml" xmlns:wp14="http://schemas.microsoft.com/office/word/2010/wordprocessingDrawing" xmlns:wp="http://schemas.openxmlformats.org/drawingml/2006/wordprocessingDrawing" xmlns:w10="urn:schemas-microsoft-com:office:word" xmlns:w="http://schemas.openxmlformats.org/wordprocessingml/2006/main" xmlns:w14="http://schemas.microsoft.com/office/word/2010/wordml" xmlns:w15="http://schemas.microsoft.com/office/word/2012/wordml" xmlns:w16cex="http://schemas.microsoft.com/office/word/2018/wordml/cex" xmlns:w16cid="http://schemas.microsoft.com/office/word/2016/wordml/cid" xmlns:w16="http://schemas.microsoft.com/office/word/2018/wordml" xmlns:w16du="http://schemas.microsoft.com/office/word/2023/wordml/word16du" xmlns:w16sdtdh="http://schemas.microsoft.com/office/word/2020/wordml/sdtdatahash" xmlns:w16sdtfl="http://schemas.microsoft.com/office/word/2024/wordml/sdtformatlock" xmlns:w16se="http://schemas.microsoft.com/office/word/2015/wordml/symex" xmlns:wpg="http://schemas.microsoft.com/office/word/2010/wordprocessingGroup" xmlns:wpi="http://schemas.microsoft.com/office/word/2010/wordprocessingInk" xmlns:wne="http://schemas.microsoft.com/office/word/2006/wordml" xmlns:wps="http://schemas.microsoft.com/office/word/2010/wordprocessingShape" mc:Ignorable="w14 w15 w16se w16cid w16 w16cex w16sdtdh w16sdtfl w16du wp14">
   <w:p>
     <w:pPr>
       <w:pBdr>
@@ -4339,18 +4325,8 @@
 </w:ftr>
 </file>
 
-<file path=word/footer3.xml><?xml version="1.0" encoding="utf-8"?>
-<w:ftr xmlns:wpc="http://schemas.microsoft.com/office/word/2010/wordprocessingCanvas" xmlns:cx="http://schemas.microsoft.com/office/drawing/2014/chartex" xmlns:cx1="http://schemas.microsoft.com/office/drawing/2015/9/8/chartex" xmlns:cx2="http://schemas.microsoft.com/office/drawing/2015/10/21/chartex" xmlns:cx3="http://schemas.microsoft.com/office/drawing/2016/5/9/chartex" xmlns:cx4="http://schemas.microsoft.com/office/drawing/2016/5/10/chartex" xmlns:cx5="http://schemas.microsoft.com/office/drawing/2016/5/11/chartex" xmlns:cx6="http://schemas.microsoft.com/office/drawing/2016/5/12/chartex" xmlns:cx7="http://schemas.microsoft.com/office/drawing/2016/5/13/chartex" xmlns:cx8="http://schemas.microsoft.com/office/drawing/2016/5/14/chartex" xmlns:mc="http://schemas.openxmlformats.org/markup-compatibility/2006" xmlns:aink="http://schemas.microsoft.com/office/drawing/2016/ink" xmlns:am3d="http://schemas.microsoft.com/office/drawing/2017/model3d" xmlns:o="urn:schemas-microsoft-com:office:office" xmlns:oel="http://schemas.microsoft.com/office/2019/extlst" xmlns:r="http://schemas.openxmlformats.org/officeDocument/2006/relationships" xmlns:m="http://schemas.openxmlformats.org/officeDocument/2006/math" xmlns:v="urn:schemas-microsoft-com:vml" xmlns:wp14="http://schemas.microsoft.com/office/word/2010/wordprocessingDrawing" xmlns:wp="http://schemas.openxmlformats.org/drawingml/2006/wordprocessingDrawing" xmlns:w10="urn:schemas-microsoft-com:office:word" xmlns:w="http://schemas.openxmlformats.org/wordprocessingml/2006/main" xmlns:w14="http://schemas.microsoft.com/office/word/2010/wordml" xmlns:w15="http://schemas.microsoft.com/office/word/2012/wordml" xmlns:w16cex="http://schemas.microsoft.com/office/word/2018/wordml/cex" xmlns:w16cid="http://schemas.microsoft.com/office/word/2016/wordml/cid" xmlns:w16="http://schemas.microsoft.com/office/word/2018/wordml" xmlns:w16sdtdh="http://schemas.microsoft.com/office/word/2020/wordml/sdtdatahash" xmlns:w16se="http://schemas.microsoft.com/office/word/2015/wordml/symex" xmlns:wpg="http://schemas.microsoft.com/office/word/2010/wordprocessingGroup" xmlns:wpi="http://schemas.microsoft.com/office/word/2010/wordprocessingInk" xmlns:wne="http://schemas.microsoft.com/office/word/2006/wordml" xmlns:wps="http://schemas.microsoft.com/office/word/2010/wordprocessingShape" mc:Ignorable="w14 w15 w16se w16cid w16 w16cex w16sdtdh wp14">
-  <w:p>
-    <w:pPr>
-      <w:pStyle w:val="Fuzeile"/>
-    </w:pPr>
-  </w:p>
-</w:ftr>
-</file>
-
 <file path=word/footnotes.xml><?xml version="1.0" encoding="utf-8"?>
-<w:footnotes xmlns:wpc="http://schemas.microsoft.com/office/word/2010/wordprocessingCanvas" xmlns:cx="http://schemas.microsoft.com/office/drawing/2014/chartex" xmlns:cx1="http://schemas.microsoft.com/office/drawing/2015/9/8/chartex" xmlns:cx2="http://schemas.microsoft.com/office/drawing/2015/10/21/chartex" xmlns:cx3="http://schemas.microsoft.com/office/drawing/2016/5/9/chartex" xmlns:cx4="http://schemas.microsoft.com/office/drawing/2016/5/10/chartex" xmlns:cx5="http://schemas.microsoft.com/office/drawing/2016/5/11/chartex" xmlns:cx6="http://schemas.microsoft.com/office/drawing/2016/5/12/chartex" xmlns:cx7="http://schemas.microsoft.com/office/drawing/2016/5/13/chartex" xmlns:cx8="http://schemas.microsoft.com/office/drawing/2016/5/14/chartex" xmlns:mc="http://schemas.openxmlformats.org/markup-compatibility/2006" xmlns:aink="http://schemas.microsoft.com/office/drawing/2016/ink" xmlns:am3d="http://schemas.microsoft.com/office/drawing/2017/model3d" xmlns:o="urn:schemas-microsoft-com:office:office" xmlns:oel="http://schemas.microsoft.com/office/2019/extlst" xmlns:r="http://schemas.openxmlformats.org/officeDocument/2006/relationships" xmlns:m="http://schemas.openxmlformats.org/officeDocument/2006/math" xmlns:v="urn:schemas-microsoft-com:vml" xmlns:wp14="http://schemas.microsoft.com/office/word/2010/wordprocessingDrawing" xmlns:wp="http://schemas.openxmlformats.org/drawingml/2006/wordprocessingDrawing" xmlns:w10="urn:schemas-microsoft-com:office:word" xmlns:w="http://schemas.openxmlformats.org/wordprocessingml/2006/main" xmlns:w14="http://schemas.microsoft.com/office/word/2010/wordml" xmlns:w15="http://schemas.microsoft.com/office/word/2012/wordml" xmlns:w16cex="http://schemas.microsoft.com/office/word/2018/wordml/cex" xmlns:w16cid="http://schemas.microsoft.com/office/word/2016/wordml/cid" xmlns:w16="http://schemas.microsoft.com/office/word/2018/wordml" xmlns:w16sdtdh="http://schemas.microsoft.com/office/word/2020/wordml/sdtdatahash" xmlns:w16se="http://schemas.microsoft.com/office/word/2015/wordml/symex" xmlns:wpg="http://schemas.microsoft.com/office/word/2010/wordprocessingGroup" xmlns:wpi="http://schemas.microsoft.com/office/word/2010/wordprocessingInk" xmlns:wne="http://schemas.microsoft.com/office/word/2006/wordml" xmlns:wps="http://schemas.microsoft.com/office/word/2010/wordprocessingShape" mc:Ignorable="w14 w15 w16se w16cid w16 w16cex w16sdtdh wp14">
+<w:footnotes xmlns:wpc="http://schemas.microsoft.com/office/word/2010/wordprocessingCanvas" xmlns:cx="http://schemas.microsoft.com/office/drawing/2014/chartex" xmlns:cx1="http://schemas.microsoft.com/office/drawing/2015/9/8/chartex" xmlns:cx2="http://schemas.microsoft.com/office/drawing/2015/10/21/chartex" xmlns:cx3="http://schemas.microsoft.com/office/drawing/2016/5/9/chartex" xmlns:cx4="http://schemas.microsoft.com/office/drawing/2016/5/10/chartex" xmlns:cx5="http://schemas.microsoft.com/office/drawing/2016/5/11/chartex" xmlns:cx6="http://schemas.microsoft.com/office/drawing/2016/5/12/chartex" xmlns:cx7="http://schemas.microsoft.com/office/drawing/2016/5/13/chartex" xmlns:cx8="http://schemas.microsoft.com/office/drawing/2016/5/14/chartex" xmlns:mc="http://schemas.openxmlformats.org/markup-compatibility/2006" xmlns:aink="http://schemas.microsoft.com/office/drawing/2016/ink" xmlns:am3d="http://schemas.microsoft.com/office/drawing/2017/model3d" xmlns:o="urn:schemas-microsoft-com:office:office" xmlns:oel="http://schemas.microsoft.com/office/2019/extlst" xmlns:r="http://schemas.openxmlformats.org/officeDocument/2006/relationships" xmlns:m="http://schemas.openxmlformats.org/officeDocument/2006/math" xmlns:v="urn:schemas-microsoft-com:vml" xmlns:wp14="http://schemas.microsoft.com/office/word/2010/wordprocessingDrawing" xmlns:wp="http://schemas.openxmlformats.org/drawingml/2006/wordprocessingDrawing" xmlns:w10="urn:schemas-microsoft-com:office:word" xmlns:w="http://schemas.openxmlformats.org/wordprocessingml/2006/main" xmlns:w14="http://schemas.microsoft.com/office/word/2010/wordml" xmlns:w15="http://schemas.microsoft.com/office/word/2012/wordml" xmlns:w16cex="http://schemas.microsoft.com/office/word/2018/wordml/cex" xmlns:w16cid="http://schemas.microsoft.com/office/word/2016/wordml/cid" xmlns:w16="http://schemas.microsoft.com/office/word/2018/wordml" xmlns:w16du="http://schemas.microsoft.com/office/word/2023/wordml/word16du" xmlns:w16sdtdh="http://schemas.microsoft.com/office/word/2020/wordml/sdtdatahash" xmlns:w16sdtfl="http://schemas.microsoft.com/office/word/2024/wordml/sdtformatlock" xmlns:w16se="http://schemas.microsoft.com/office/word/2015/wordml/symex" xmlns:wpg="http://schemas.microsoft.com/office/word/2010/wordprocessingGroup" xmlns:wpi="http://schemas.microsoft.com/office/word/2010/wordprocessingInk" xmlns:wne="http://schemas.microsoft.com/office/word/2006/wordml" xmlns:wps="http://schemas.microsoft.com/office/word/2010/wordprocessingShape" mc:Ignorable="w14 w15 w16se w16cid w16 w16cex w16sdtdh w16sdtfl w16du wp14">
   <w:footnote w:type="separator" w:id="-1">
     <w:p>
       <w:r>
@@ -4369,17 +4345,7 @@
 </file>
 
 <file path=word/header1.xml><?xml version="1.0" encoding="utf-8"?>
-<w:hdr xmlns:wpc="http://schemas.microsoft.com/office/word/2010/wordprocessingCanvas" xmlns:cx="http://schemas.microsoft.com/office/drawing/2014/chartex" xmlns:cx1="http://schemas.microsoft.com/office/drawing/2015/9/8/chartex" xmlns:cx2="http://schemas.microsoft.com/office/drawing/2015/10/21/chartex" xmlns:cx3="http://schemas.microsoft.com/office/drawing/2016/5/9/chartex" xmlns:cx4="http://schemas.microsoft.com/office/drawing/2016/5/10/chartex" xmlns:cx5="http://schemas.microsoft.com/office/drawing/2016/5/11/chartex" xmlns:cx6="http://schemas.microsoft.com/office/drawing/2016/5/12/chartex" xmlns:cx7="http://schemas.microsoft.com/office/drawing/2016/5/13/chartex" xmlns:cx8="http://schemas.microsoft.com/office/drawing/2016/5/14/chartex" xmlns:mc="http://schemas.openxmlformats.org/markup-compatibility/2006" xmlns:aink="http://schemas.microsoft.com/office/drawing/2016/ink" xmlns:am3d="http://schemas.microsoft.com/office/drawing/2017/model3d" xmlns:o="urn:schemas-microsoft-com:office:office" xmlns:oel="http://schemas.microsoft.com/office/2019/extlst" xmlns:r="http://schemas.openxmlformats.org/officeDocument/2006/relationships" xmlns:m="http://schemas.openxmlformats.org/officeDocument/2006/math" xmlns:v="urn:schemas-microsoft-com:vml" xmlns:wp14="http://schemas.microsoft.com/office/word/2010/wordprocessingDrawing" xmlns:wp="http://schemas.openxmlformats.org/drawingml/2006/wordprocessingDrawing" xmlns:w10="urn:schemas-microsoft-com:office:word" xmlns:w="http://schemas.openxmlformats.org/wordprocessingml/2006/main" xmlns:w14="http://schemas.microsoft.com/office/word/2010/wordml" xmlns:w15="http://schemas.microsoft.com/office/word/2012/wordml" xmlns:w16cex="http://schemas.microsoft.com/office/word/2018/wordml/cex" xmlns:w16cid="http://schemas.microsoft.com/office/word/2016/wordml/cid" xmlns:w16="http://schemas.microsoft.com/office/word/2018/wordml" xmlns:w16sdtdh="http://schemas.microsoft.com/office/word/2020/wordml/sdtdatahash" xmlns:w16se="http://schemas.microsoft.com/office/word/2015/wordml/symex" xmlns:wpg="http://schemas.microsoft.com/office/word/2010/wordprocessingGroup" xmlns:wpi="http://schemas.microsoft.com/office/word/2010/wordprocessingInk" xmlns:wne="http://schemas.microsoft.com/office/word/2006/wordml" xmlns:wps="http://schemas.microsoft.com/office/word/2010/wordprocessingShape" mc:Ignorable="w14 w15 w16se w16cid w16 w16cex w16sdtdh wp14">
-  <w:p>
-    <w:pPr>
-      <w:pStyle w:val="Kopfzeile"/>
-    </w:pPr>
-  </w:p>
-</w:hdr>
-</file>
-
-<file path=word/header2.xml><?xml version="1.0" encoding="utf-8"?>
-<w:hdr xmlns:wpc="http://schemas.microsoft.com/office/word/2010/wordprocessingCanvas" xmlns:cx="http://schemas.microsoft.com/office/drawing/2014/chartex" xmlns:cx1="http://schemas.microsoft.com/office/drawing/2015/9/8/chartex" xmlns:cx2="http://schemas.microsoft.com/office/drawing/2015/10/21/chartex" xmlns:cx3="http://schemas.microsoft.com/office/drawing/2016/5/9/chartex" xmlns:cx4="http://schemas.microsoft.com/office/drawing/2016/5/10/chartex" xmlns:cx5="http://schemas.microsoft.com/office/drawing/2016/5/11/chartex" xmlns:cx6="http://schemas.microsoft.com/office/drawing/2016/5/12/chartex" xmlns:cx7="http://schemas.microsoft.com/office/drawing/2016/5/13/chartex" xmlns:cx8="http://schemas.microsoft.com/office/drawing/2016/5/14/chartex" xmlns:mc="http://schemas.openxmlformats.org/markup-compatibility/2006" xmlns:aink="http://schemas.microsoft.com/office/drawing/2016/ink" xmlns:am3d="http://schemas.microsoft.com/office/drawing/2017/model3d" xmlns:o="urn:schemas-microsoft-com:office:office" xmlns:oel="http://schemas.microsoft.com/office/2019/extlst" xmlns:r="http://schemas.openxmlformats.org/officeDocument/2006/relationships" xmlns:m="http://schemas.openxmlformats.org/officeDocument/2006/math" xmlns:v="urn:schemas-microsoft-com:vml" xmlns:wp14="http://schemas.microsoft.com/office/word/2010/wordprocessingDrawing" xmlns:wp="http://schemas.openxmlformats.org/drawingml/2006/wordprocessingDrawing" xmlns:w10="urn:schemas-microsoft-com:office:word" xmlns:w="http://schemas.openxmlformats.org/wordprocessingml/2006/main" xmlns:w14="http://schemas.microsoft.com/office/word/2010/wordml" xmlns:w15="http://schemas.microsoft.com/office/word/2012/wordml" xmlns:w16cex="http://schemas.microsoft.com/office/word/2018/wordml/cex" xmlns:w16cid="http://schemas.microsoft.com/office/word/2016/wordml/cid" xmlns:w16="http://schemas.microsoft.com/office/word/2018/wordml" xmlns:w16sdtdh="http://schemas.microsoft.com/office/word/2020/wordml/sdtdatahash" xmlns:w16se="http://schemas.microsoft.com/office/word/2015/wordml/symex" xmlns:wpg="http://schemas.microsoft.com/office/word/2010/wordprocessingGroup" xmlns:wpi="http://schemas.microsoft.com/office/word/2010/wordprocessingInk" xmlns:wne="http://schemas.microsoft.com/office/word/2006/wordml" xmlns:wps="http://schemas.microsoft.com/office/word/2010/wordprocessingShape" mc:Ignorable="w14 w15 w16se w16cid w16 w16cex w16sdtdh wp14">
+<w:hdr xmlns:wpc="http://schemas.microsoft.com/office/word/2010/wordprocessingCanvas" xmlns:cx="http://schemas.microsoft.com/office/drawing/2014/chartex" xmlns:cx1="http://schemas.microsoft.com/office/drawing/2015/9/8/chartex" xmlns:cx2="http://schemas.microsoft.com/office/drawing/2015/10/21/chartex" xmlns:cx3="http://schemas.microsoft.com/office/drawing/2016/5/9/chartex" xmlns:cx4="http://schemas.microsoft.com/office/drawing/2016/5/10/chartex" xmlns:cx5="http://schemas.microsoft.com/office/drawing/2016/5/11/chartex" xmlns:cx6="http://schemas.microsoft.com/office/drawing/2016/5/12/chartex" xmlns:cx7="http://schemas.microsoft.com/office/drawing/2016/5/13/chartex" xmlns:cx8="http://schemas.microsoft.com/office/drawing/2016/5/14/chartex" xmlns:mc="http://schemas.openxmlformats.org/markup-compatibility/2006" xmlns:aink="http://schemas.microsoft.com/office/drawing/2016/ink" xmlns:am3d="http://schemas.microsoft.com/office/drawing/2017/model3d" xmlns:o="urn:schemas-microsoft-com:office:office" xmlns:oel="http://schemas.microsoft.com/office/2019/extlst" xmlns:r="http://schemas.openxmlformats.org/officeDocument/2006/relationships" xmlns:m="http://schemas.openxmlformats.org/officeDocument/2006/math" xmlns:v="urn:schemas-microsoft-com:vml" xmlns:wp14="http://schemas.microsoft.com/office/word/2010/wordprocessingDrawing" xmlns:wp="http://schemas.openxmlformats.org/drawingml/2006/wordprocessingDrawing" xmlns:w10="urn:schemas-microsoft-com:office:word" xmlns:w="http://schemas.openxmlformats.org/wordprocessingml/2006/main" xmlns:w14="http://schemas.microsoft.com/office/word/2010/wordml" xmlns:w15="http://schemas.microsoft.com/office/word/2012/wordml" xmlns:w16cex="http://schemas.microsoft.com/office/word/2018/wordml/cex" xmlns:w16cid="http://schemas.microsoft.com/office/word/2016/wordml/cid" xmlns:w16="http://schemas.microsoft.com/office/word/2018/wordml" xmlns:w16du="http://schemas.microsoft.com/office/word/2023/wordml/word16du" xmlns:w16sdtdh="http://schemas.microsoft.com/office/word/2020/wordml/sdtdatahash" xmlns:w16sdtfl="http://schemas.microsoft.com/office/word/2024/wordml/sdtformatlock" xmlns:w16se="http://schemas.microsoft.com/office/word/2015/wordml/symex" xmlns:wpg="http://schemas.microsoft.com/office/word/2010/wordprocessingGroup" xmlns:wpi="http://schemas.microsoft.com/office/word/2010/wordprocessingInk" xmlns:wne="http://schemas.microsoft.com/office/word/2006/wordml" xmlns:wps="http://schemas.microsoft.com/office/word/2010/wordprocessingShape" mc:Ignorable="w14 w15 w16se w16cid w16 w16cex w16sdtdh w16sdtfl w16du wp14">
   <w:p>
     <w:pPr>
       <w:pStyle w:val="Kopfzeile"/>
@@ -4402,7 +4368,13 @@
       <w:t>1</w:t>
     </w:r>
     <w:r>
-      <w:t>.0.0</w:t>
+      <w:t>.</w:t>
+    </w:r>
+    <w:r>
+      <w:t>1</w:t>
+    </w:r>
+    <w:r>
+      <w:t>.0</w:t>
     </w:r>
     <w:r>
       <w:t>-ts</w:t>
@@ -4423,18 +4395,8 @@
 </w:hdr>
 </file>
 
-<file path=word/header3.xml><?xml version="1.0" encoding="utf-8"?>
-<w:hdr xmlns:wpc="http://schemas.microsoft.com/office/word/2010/wordprocessingCanvas" xmlns:cx="http://schemas.microsoft.com/office/drawing/2014/chartex" xmlns:cx1="http://schemas.microsoft.com/office/drawing/2015/9/8/chartex" xmlns:cx2="http://schemas.microsoft.com/office/drawing/2015/10/21/chartex" xmlns:cx3="http://schemas.microsoft.com/office/drawing/2016/5/9/chartex" xmlns:cx4="http://schemas.microsoft.com/office/drawing/2016/5/10/chartex" xmlns:cx5="http://schemas.microsoft.com/office/drawing/2016/5/11/chartex" xmlns:cx6="http://schemas.microsoft.com/office/drawing/2016/5/12/chartex" xmlns:cx7="http://schemas.microsoft.com/office/drawing/2016/5/13/chartex" xmlns:cx8="http://schemas.microsoft.com/office/drawing/2016/5/14/chartex" xmlns:mc="http://schemas.openxmlformats.org/markup-compatibility/2006" xmlns:aink="http://schemas.microsoft.com/office/drawing/2016/ink" xmlns:am3d="http://schemas.microsoft.com/office/drawing/2017/model3d" xmlns:o="urn:schemas-microsoft-com:office:office" xmlns:oel="http://schemas.microsoft.com/office/2019/extlst" xmlns:r="http://schemas.openxmlformats.org/officeDocument/2006/relationships" xmlns:m="http://schemas.openxmlformats.org/officeDocument/2006/math" xmlns:v="urn:schemas-microsoft-com:vml" xmlns:wp14="http://schemas.microsoft.com/office/word/2010/wordprocessingDrawing" xmlns:wp="http://schemas.openxmlformats.org/drawingml/2006/wordprocessingDrawing" xmlns:w10="urn:schemas-microsoft-com:office:word" xmlns:w="http://schemas.openxmlformats.org/wordprocessingml/2006/main" xmlns:w14="http://schemas.microsoft.com/office/word/2010/wordml" xmlns:w15="http://schemas.microsoft.com/office/word/2012/wordml" xmlns:w16cex="http://schemas.microsoft.com/office/word/2018/wordml/cex" xmlns:w16cid="http://schemas.microsoft.com/office/word/2016/wordml/cid" xmlns:w16="http://schemas.microsoft.com/office/word/2018/wordml" xmlns:w16sdtdh="http://schemas.microsoft.com/office/word/2020/wordml/sdtdatahash" xmlns:w16se="http://schemas.microsoft.com/office/word/2015/wordml/symex" xmlns:wpg="http://schemas.microsoft.com/office/word/2010/wordprocessingGroup" xmlns:wpi="http://schemas.microsoft.com/office/word/2010/wordprocessingInk" xmlns:wne="http://schemas.microsoft.com/office/word/2006/wordml" xmlns:wps="http://schemas.microsoft.com/office/word/2010/wordprocessingShape" mc:Ignorable="w14 w15 w16se w16cid w16 w16cex w16sdtdh wp14">
-  <w:p>
-    <w:pPr>
-      <w:pStyle w:val="Kopfzeile"/>
-    </w:pPr>
-  </w:p>
-</w:hdr>
-</file>
-
 <file path=word/numbering.xml><?xml version="1.0" encoding="utf-8"?>
-<w:numbering xmlns:wpc="http://schemas.microsoft.com/office/word/2010/wordprocessingCanvas" xmlns:cx="http://schemas.microsoft.com/office/drawing/2014/chartex" xmlns:cx1="http://schemas.microsoft.com/office/drawing/2015/9/8/chartex" xmlns:cx2="http://schemas.microsoft.com/office/drawing/2015/10/21/chartex" xmlns:cx3="http://schemas.microsoft.com/office/drawing/2016/5/9/chartex" xmlns:cx4="http://schemas.microsoft.com/office/drawing/2016/5/10/chartex" xmlns:cx5="http://schemas.microsoft.com/office/drawing/2016/5/11/chartex" xmlns:cx6="http://schemas.microsoft.com/office/drawing/2016/5/12/chartex" xmlns:cx7="http://schemas.microsoft.com/office/drawing/2016/5/13/chartex" xmlns:cx8="http://schemas.microsoft.com/office/drawing/2016/5/14/chartex" xmlns:mc="http://schemas.openxmlformats.org/markup-compatibility/2006" xmlns:aink="http://schemas.microsoft.com/office/drawing/2016/ink" xmlns:am3d="http://schemas.microsoft.com/office/drawing/2017/model3d" xmlns:o="urn:schemas-microsoft-com:office:office" xmlns:oel="http://schemas.microsoft.com/office/2019/extlst" xmlns:r="http://schemas.openxmlformats.org/officeDocument/2006/relationships" xmlns:m="http://schemas.openxmlformats.org/officeDocument/2006/math" xmlns:v="urn:schemas-microsoft-com:vml" xmlns:wp14="http://schemas.microsoft.com/office/word/2010/wordprocessingDrawing" xmlns:wp="http://schemas.openxmlformats.org/drawingml/2006/wordprocessingDrawing" xmlns:w10="urn:schemas-microsoft-com:office:word" xmlns:w="http://schemas.openxmlformats.org/wordprocessingml/2006/main" xmlns:w14="http://schemas.microsoft.com/office/word/2010/wordml" xmlns:w15="http://schemas.microsoft.com/office/word/2012/wordml" xmlns:w16cex="http://schemas.microsoft.com/office/word/2018/wordml/cex" xmlns:w16cid="http://schemas.microsoft.com/office/word/2016/wordml/cid" xmlns:w16="http://schemas.microsoft.com/office/word/2018/wordml" xmlns:w16sdtdh="http://schemas.microsoft.com/office/word/2020/wordml/sdtdatahash" xmlns:w16se="http://schemas.microsoft.com/office/word/2015/wordml/symex" xmlns:wpg="http://schemas.microsoft.com/office/word/2010/wordprocessingGroup" xmlns:wpi="http://schemas.microsoft.com/office/word/2010/wordprocessingInk" xmlns:wne="http://schemas.microsoft.com/office/word/2006/wordml" xmlns:wps="http://schemas.microsoft.com/office/word/2010/wordprocessingShape" mc:Ignorable="w14 w15 w16se w16cid w16 w16cex w16sdtdh wp14">
+<w:numbering xmlns:wpc="http://schemas.microsoft.com/office/word/2010/wordprocessingCanvas" xmlns:cx="http://schemas.microsoft.com/office/drawing/2014/chartex" xmlns:cx1="http://schemas.microsoft.com/office/drawing/2015/9/8/chartex" xmlns:cx2="http://schemas.microsoft.com/office/drawing/2015/10/21/chartex" xmlns:cx3="http://schemas.microsoft.com/office/drawing/2016/5/9/chartex" xmlns:cx4="http://schemas.microsoft.com/office/drawing/2016/5/10/chartex" xmlns:cx5="http://schemas.microsoft.com/office/drawing/2016/5/11/chartex" xmlns:cx6="http://schemas.microsoft.com/office/drawing/2016/5/12/chartex" xmlns:cx7="http://schemas.microsoft.com/office/drawing/2016/5/13/chartex" xmlns:cx8="http://schemas.microsoft.com/office/drawing/2016/5/14/chartex" xmlns:mc="http://schemas.openxmlformats.org/markup-compatibility/2006" xmlns:aink="http://schemas.microsoft.com/office/drawing/2016/ink" xmlns:am3d="http://schemas.microsoft.com/office/drawing/2017/model3d" xmlns:o="urn:schemas-microsoft-com:office:office" xmlns:oel="http://schemas.microsoft.com/office/2019/extlst" xmlns:r="http://schemas.openxmlformats.org/officeDocument/2006/relationships" xmlns:m="http://schemas.openxmlformats.org/officeDocument/2006/math" xmlns:v="urn:schemas-microsoft-com:vml" xmlns:wp14="http://schemas.microsoft.com/office/word/2010/wordprocessingDrawing" xmlns:wp="http://schemas.openxmlformats.org/drawingml/2006/wordprocessingDrawing" xmlns:w10="urn:schemas-microsoft-com:office:word" xmlns:w="http://schemas.openxmlformats.org/wordprocessingml/2006/main" xmlns:w14="http://schemas.microsoft.com/office/word/2010/wordml" xmlns:w15="http://schemas.microsoft.com/office/word/2012/wordml" xmlns:w16cex="http://schemas.microsoft.com/office/word/2018/wordml/cex" xmlns:w16cid="http://schemas.microsoft.com/office/word/2016/wordml/cid" xmlns:w16="http://schemas.microsoft.com/office/word/2018/wordml" xmlns:w16du="http://schemas.microsoft.com/office/word/2023/wordml/word16du" xmlns:w16sdtdh="http://schemas.microsoft.com/office/word/2020/wordml/sdtdatahash" xmlns:w16sdtfl="http://schemas.microsoft.com/office/word/2024/wordml/sdtformatlock" xmlns:w16se="http://schemas.microsoft.com/office/word/2015/wordml/symex" xmlns:wpg="http://schemas.microsoft.com/office/word/2010/wordprocessingGroup" xmlns:wpi="http://schemas.microsoft.com/office/word/2010/wordprocessingInk" xmlns:wne="http://schemas.microsoft.com/office/word/2006/wordml" xmlns:wps="http://schemas.microsoft.com/office/word/2010/wordprocessingShape" mc:Ignorable="w14 w15 w16se w16cid w16 w16cex w16sdtdh w16sdtfl w16du wp14">
   <w:abstractNum w:abstractNumId="0" w15:restartNumberingAfterBreak="0">
     <w:nsid w:val="FFFFFF7D"/>
     <w:multiLevelType w:val="singleLevel"/>
@@ -6519,7 +6481,7 @@
 </file>
 
 <file path=word/styles.xml><?xml version="1.0" encoding="utf-8"?>
-<w:styles xmlns:mc="http://schemas.openxmlformats.org/markup-compatibility/2006" xmlns:r="http://schemas.openxmlformats.org/officeDocument/2006/relationships" xmlns:w="http://schemas.openxmlformats.org/wordprocessingml/2006/main" xmlns:w14="http://schemas.microsoft.com/office/word/2010/wordml" xmlns:w15="http://schemas.microsoft.com/office/word/2012/wordml" xmlns:w16cex="http://schemas.microsoft.com/office/word/2018/wordml/cex" xmlns:w16cid="http://schemas.microsoft.com/office/word/2016/wordml/cid" xmlns:w16="http://schemas.microsoft.com/office/word/2018/wordml" xmlns:w16sdtdh="http://schemas.microsoft.com/office/word/2020/wordml/sdtdatahash" xmlns:w16se="http://schemas.microsoft.com/office/word/2015/wordml/symex" mc:Ignorable="w14 w15 w16se w16cid w16 w16cex w16sdtdh">
+<w:styles xmlns:mc="http://schemas.openxmlformats.org/markup-compatibility/2006" xmlns:r="http://schemas.openxmlformats.org/officeDocument/2006/relationships" xmlns:w="http://schemas.openxmlformats.org/wordprocessingml/2006/main" xmlns:w14="http://schemas.microsoft.com/office/word/2010/wordml" xmlns:w15="http://schemas.microsoft.com/office/word/2012/wordml" xmlns:w16cex="http://schemas.microsoft.com/office/word/2018/wordml/cex" xmlns:w16cid="http://schemas.microsoft.com/office/word/2016/wordml/cid" xmlns:w16="http://schemas.microsoft.com/office/word/2018/wordml" xmlns:w16du="http://schemas.microsoft.com/office/word/2023/wordml/word16du" xmlns:w16sdtdh="http://schemas.microsoft.com/office/word/2020/wordml/sdtdatahash" xmlns:w16sdtfl="http://schemas.microsoft.com/office/word/2024/wordml/sdtformatlock" xmlns:w16se="http://schemas.microsoft.com/office/word/2015/wordml/symex" mc:Ignorable="w14 w15 w16se w16cid w16 w16cex w16sdtdh w16sdtfl w16du">
   <w:docDefaults>
     <w:rPrDefault>
       <w:rPr>
@@ -6635,7 +6597,7 @@
     <w:lsdException w:name="HTML Sample" w:locked="1" w:semiHidden="1" w:unhideWhenUsed="1"/>
     <w:lsdException w:name="HTML Typewriter" w:locked="1" w:semiHidden="1" w:unhideWhenUsed="1"/>
     <w:lsdException w:name="HTML Variable" w:locked="1" w:semiHidden="1" w:unhideWhenUsed="1"/>
-    <w:lsdException w:name="Normal Table" w:locked="1"/>
+    <w:lsdException w:name="Normal Table" w:locked="1" w:semiHidden="1" w:unhideWhenUsed="1"/>
     <w:lsdException w:name="annotation subject" w:locked="1" w:semiHidden="1" w:unhideWhenUsed="1"/>
     <w:lsdException w:name="No List" w:locked="1" w:semiHidden="1" w:unhideWhenUsed="1"/>
     <w:lsdException w:name="Outline List 1" w:locked="1" w:semiHidden="1" w:unhideWhenUsed="1"/>
@@ -6678,11 +6640,11 @@
     <w:lsdException w:name="Table Contemporary" w:locked="1" w:semiHidden="1" w:unhideWhenUsed="1"/>
     <w:lsdException w:name="Table Elegant" w:locked="1" w:semiHidden="1" w:unhideWhenUsed="1"/>
     <w:lsdException w:name="Table Professional" w:locked="1" w:semiHidden="1" w:unhideWhenUsed="1"/>
-    <w:lsdException w:name="Table Subtle 1" w:locked="1"/>
+    <w:lsdException w:name="Table Subtle 1" w:locked="1" w:semiHidden="1" w:unhideWhenUsed="1"/>
     <w:lsdException w:name="Table Subtle 2" w:locked="1" w:semiHidden="1" w:unhideWhenUsed="1"/>
     <w:lsdException w:name="Table Web 1" w:locked="1" w:semiHidden="1" w:unhideWhenUsed="1"/>
-    <w:lsdException w:name="Table Web 2" w:locked="1"/>
-    <w:lsdException w:name="Table Web 3" w:locked="1"/>
+    <w:lsdException w:name="Table Web 2" w:locked="1" w:semiHidden="1" w:unhideWhenUsed="1"/>
+    <w:lsdException w:name="Table Web 3" w:locked="1" w:semiHidden="1" w:unhideWhenUsed="1"/>
     <w:lsdException w:name="Balloon Text" w:locked="1" w:semiHidden="1" w:unhideWhenUsed="1"/>
     <w:lsdException w:name="Table Grid" w:locked="1"/>
     <w:lsdException w:name="Table Theme" w:locked="1" w:semiHidden="1" w:unhideWhenUsed="1"/>
